--- a/02-modulo2-agente-transformacion/microservicio/templates/anotados/New Format Resume Template.docx
+++ b/02-modulo2-agente-transformacion/microservicio/templates/anotados/New Format Resume Template.docx
@@ -132,13 +132,17 @@
     <w:p>
       <w:pPr>
         <w:spacing w:after="200"/>
-        <w:ind w:left="360" w:firstLine="0"/>
+        <w:ind w:left="360" w:hanging="360"/>
+        <w:numPr>
+          <w:ilvl w:val="0"/>
+          <w:numId w:val="9001"/>
+        </w:numPr>
       </w:pPr>
       <w:r>
         <w:rPr>
           <w:b w:val="0"/>
         </w:rPr>
-        <w:t>• {{ item }}</w:t>
+        <w:t>{{ item }}</w:t>
       </w:r>
     </w:p>
     <w:p>
@@ -274,11 +278,14 @@
         <w:rPr>
           <w:b w:val="0"/>
         </w:rPr>
-        <w:t>{% for job in experience_jobs %}</w:t>
+        <w:t>{% for company in experience_companies %}</w:t>
       </w:r>
     </w:p>
     <w:p>
       <w:pPr>
+        <w:tabs>
+          <w:tab w:pos="9360" w:val="right"/>
+        </w:tabs>
         <w:spacing w:after="200"/>
         <w:ind w:left="0" w:firstLine="0"/>
       </w:pPr>
@@ -286,7 +293,34 @@
         <w:rPr>
           <w:b/>
         </w:rPr>
-        <w:t>{{ job.header }}</w:t>
+        <w:t>{{ company.header }}</w:t>
+      </w:r>
+    </w:p>
+    <w:p>
+      <w:pPr>
+        <w:tabs>
+          <w:tab w:pos="9360" w:val="right"/>
+        </w:tabs>
+        <w:spacing w:after="200"/>
+        <w:ind w:left="0" w:firstLine="0"/>
+      </w:pPr>
+      <w:r>
+        <w:rPr>
+          <w:b/>
+        </w:rPr>
+        <w:t>{% for role in company.roles %}</w:t>
+      </w:r>
+    </w:p>
+    <w:p>
+      <w:pPr>
+        <w:spacing w:after="200"/>
+        <w:ind w:left="0" w:firstLine="0"/>
+      </w:pPr>
+      <w:r>
+        <w:rPr>
+          <w:b/>
+        </w:rPr>
+        <w:t>{{ role.header }}</w:t>
       </w:r>
     </w:p>
     <w:p>
@@ -298,19 +332,23 @@
         <w:rPr>
           <w:b w:val="0"/>
         </w:rPr>
-        <w:t>{% for b in job.bullets %}</w:t>
+        <w:t>{% for b in role.bullets %}</w:t>
       </w:r>
     </w:p>
     <w:p>
       <w:pPr>
         <w:spacing w:after="200"/>
-        <w:ind w:left="360" w:firstLine="0"/>
+        <w:ind w:left="360" w:hanging="360"/>
+        <w:numPr>
+          <w:ilvl w:val="0"/>
+          <w:numId w:val="9001"/>
+        </w:numPr>
       </w:pPr>
       <w:r>
         <w:rPr>
           <w:b w:val="0"/>
         </w:rPr>
-        <w:t>• {{ b }}</w:t>
+        <w:t>{{ b }}</w:t>
       </w:r>
     </w:p>
     <w:p>
@@ -335,76 +373,6 @@
           <w:b w:val="0"/>
         </w:rPr>
         <w:t>{% endfor %}</w:t>
-      </w:r>
-    </w:p>
-    <w:p>
-      <w:pPr>
-        <w:jc w:val="both"/>
-        <w:rPr>
-          <w:rFonts w:ascii="Arial" w:hAnsi="Arial" w:cs="Arial"/>
-          <w:bCs/>
-          <w:sz w:val="20"/>
-          <w:szCs w:val="20"/>
-        </w:rPr>
-      </w:pPr>
-    </w:p>
-    <w:p>
-      <w:pPr>
-        <w:pBdr>
-          <w:top w:val="single" w:sz="4" w:space="1" w:color="auto"/>
-        </w:pBdr>
-        <w:rPr>
-          <w:rFonts w:ascii="Arial" w:hAnsi="Arial" w:cs="Arial"/>
-          <w:b/>
-          <w:bCs/>
-          <w:sz w:val="20"/>
-          <w:szCs w:val="20"/>
-        </w:rPr>
-      </w:pPr>
-      <w:r>
-        <w:rPr>
-          <w:rFonts w:ascii="Arial" w:hAnsi="Arial" w:cs="Arial"/>
-          <w:b/>
-          <w:bCs/>
-          <w:sz w:val="20"/>
-          <w:szCs w:val="20"/>
-        </w:rPr>
-        <w:t xml:space="preserve">LINCENSES, TRAININGS &amp; </w:t>
-      </w:r>
-      <w:r>
-        <w:rPr>
-          <w:rFonts w:ascii="Arial" w:hAnsi="Arial" w:cs="Arial"/>
-          <w:b/>
-          <w:bCs/>
-          <w:sz w:val="20"/>
-          <w:szCs w:val="20"/>
-        </w:rPr>
-        <w:t>CERTIFICATIONS</w:t>
-      </w:r>
-    </w:p>
-    <w:p/>
-    <w:p>
-      <w:pPr>
-        <w:pStyle w:val="CVControlTag"/>
-        <w:ind w:left="0" w:firstLine="0"/>
-      </w:pPr>
-      <w:r>
-        <w:rPr>
-          <w:b w:val="0"/>
-        </w:rPr>
-        <w:t>{% for item in certifications_items %}</w:t>
-      </w:r>
-    </w:p>
-    <w:p>
-      <w:pPr>
-        <w:spacing w:after="200"/>
-        <w:ind w:left="360" w:firstLine="0"/>
-      </w:pPr>
-      <w:r>
-        <w:rPr>
-          <w:b w:val="0"/>
-        </w:rPr>
-        <w:t>• {{ item }}</w:t>
       </w:r>
     </w:p>
     <w:p>
@@ -487,13 +455,93 @@
     <w:p>
       <w:pPr>
         <w:spacing w:after="200"/>
-        <w:ind w:left="360" w:firstLine="0"/>
+        <w:ind w:left="360" w:hanging="360"/>
+        <w:numPr>
+          <w:ilvl w:val="0"/>
+          <w:numId w:val="9001"/>
+        </w:numPr>
       </w:pPr>
       <w:r>
         <w:rPr>
           <w:b w:val="0"/>
         </w:rPr>
-        <w:t>• {{ item }}</w:t>
+        <w:t>{{ item }}</w:t>
+      </w:r>
+    </w:p>
+    <w:p>
+      <w:pPr>
+        <w:pStyle w:val="CVControlTag"/>
+        <w:ind w:left="0" w:firstLine="0"/>
+      </w:pPr>
+      <w:r>
+        <w:rPr>
+          <w:b w:val="0"/>
+        </w:rPr>
+        <w:t>{% endfor %}</w:t>
+      </w:r>
+    </w:p>
+    <w:p>
+      <w:pPr>
+        <w:jc w:val="both"/>
+        <w:rPr>
+          <w:rFonts w:ascii="Arial" w:hAnsi="Arial" w:cs="Arial"/>
+          <w:bCs/>
+          <w:sz w:val="20"/>
+          <w:szCs w:val="20"/>
+        </w:rPr>
+      </w:pPr>
+    </w:p>
+    <w:p>
+      <w:pPr>
+        <w:pBdr>
+          <w:top w:val="single" w:sz="4" w:space="1" w:color="auto"/>
+        </w:pBdr>
+        <w:rPr>
+          <w:rFonts w:ascii="Arial" w:hAnsi="Arial" w:cs="Arial"/>
+          <w:b/>
+          <w:bCs/>
+          <w:sz w:val="20"/>
+          <w:szCs w:val="20"/>
+        </w:rPr>
+      </w:pPr>
+      <w:r>
+        <w:rPr>
+          <w:rFonts w:ascii="Arial" w:hAnsi="Arial" w:cs="Arial"/>
+          <w:b/>
+          <w:bCs/>
+          <w:sz w:val="20"/>
+          <w:szCs w:val="20"/>
+        </w:rPr>
+        <w:t>CERTIFICATIONS &amp; TRAININGS</w:t>
+      </w:r>
+    </w:p>
+    <w:p/>
+    <w:p>
+      <w:pPr>
+        <w:pStyle w:val="CVControlTag"/>
+        <w:ind w:left="0" w:firstLine="0"/>
+      </w:pPr>
+      <w:r>
+        <w:rPr>
+          <w:b w:val="0"/>
+        </w:rPr>
+        <w:t>{% for item in certifications_items %}</w:t>
+      </w:r>
+    </w:p>
+    <w:p>
+      <w:pPr>
+        <w:spacing w:after="200"/>
+        <w:ind w:left="360" w:hanging="360"/>
+        <w:numPr>
+          <w:ilvl w:val="0"/>
+          <w:numId w:val="9001"/>
+        </w:numPr>
+      </w:pPr>
+      <w:r>
+        <w:rPr>
+          <w:b w:val="0"/>
+        </w:rPr>
+        <w:t>{{ item }}</w:t>
       </w:r>
     </w:p>
     <w:p>
@@ -4911,6 +4959,21 @@
       <w:lvlJc w:val="left"/>
       <w:pPr>
         <w:ind w:left="6480" w:hanging="360"/>
+      </w:pPr>
+      <w:rPr>
+        <w:rFonts w:ascii="Wingdings" w:hAnsi="Wingdings" w:hint="default"/>
+      </w:rPr>
+    </w:lvl>
+  </w:abstractNum>
+  <w:abstractNum w:abstractNumId="9001">
+    <w:multiLevelType w:val="singleLevel"/>
+    <w:lvl w:ilvl="0">
+      <w:start w:val="1"/>
+      <w:numFmt w:val="bullet"/>
+      <w:lvlText w:val=""/>
+      <w:lvlJc w:val="left"/>
+      <w:pPr>
+        <w:ind w:left="360" w:hanging="360"/>
       </w:pPr>
       <w:rPr>
         <w:rFonts w:ascii="Wingdings" w:hAnsi="Wingdings" w:hint="default"/>
@@ -5008,6 +5071,9 @@
     <w:abstractNumId w:val="8"/>
   </w:num>
   <w:numIdMacAtCleanup w:val="11"/>
+  <w:num w:numId="9001">
+    <w:abstractNumId w:val="9001"/>
+  </w:num>
 </w:numbering>
 </file>
 

--- a/02-modulo2-agente-transformacion/microservicio/templates/anotados/New Format Resume Template.docx
+++ b/02-modulo2-agente-transformacion/microservicio/templates/anotados/New Format Resume Template.docx
@@ -4,26 +4,9 @@
   <w:body>
     <w:p>
       <w:pPr>
-        <w:rPr>
-          <w:rFonts w:ascii="Arial" w:hAnsi="Arial" w:cs="Arial"/>
-          <w:b/>
-          <w:bCs/>
-          <w:sz w:val="20"/>
-          <w:szCs w:val="20"/>
-        </w:rPr>
-      </w:pPr>
-      <w:r>
-        <w:rPr>
-          <w:rFonts w:ascii="Arial" w:hAnsi="Arial"/>
-          <w:b/>
-          <w:sz w:val="20"/>
-        </w:rPr>
-        <w:t>{{ full_name }}</w:t>
-      </w:r>
-    </w:p>
-    <w:p>
-      <w:pPr>
-        <w:jc w:val="right"/>
+        <w:tabs>
+          <w:tab w:val="right" w:pos="9360"/>
+        </w:tabs>
         <w:rPr>
           <w:rFonts w:ascii="Arial" w:hAnsi="Arial" w:cs="Arial"/>
           <w:b/>
@@ -36,10 +19,21 @@
           <w:footerReference w:type="default" r:id="rId9"/>
           <w:pgSz w:w="12240" w:h="15840"/>
           <w:pgMar w:top="1886" w:right="1440" w:bottom="634" w:left="1440" w:header="720" w:footer="331" w:gutter="0"/>
-          <w:cols w:num="2" w:space="720"/>
+          <w:cols w:space="720"/>
           <w:docGrid w:linePitch="360"/>
         </w:sectPr>
       </w:pPr>
+      <w:r>
+        <w:rPr>
+          <w:rFonts w:ascii="Arial" w:hAnsi="Arial"/>
+          <w:b/>
+          <w:sz w:val="20"/>
+        </w:rPr>
+        <w:t>{{ full_name }}</w:t>
+      </w:r>
+      <w:r>
+        <w:tab/>
+      </w:r>
       <w:r>
         <w:rPr>
           <w:rFonts w:ascii="Arial" w:hAnsi="Arial"/>
@@ -133,16 +127,24 @@
       <w:pPr>
         <w:spacing w:after="200"/>
         <w:ind w:left="360" w:hanging="360"/>
-        <w:numPr>
-          <w:ilvl w:val="0"/>
-          <w:numId w:val="9001"/>
-        </w:numPr>
+      </w:pPr>
+      <w:r>
+        <w:rPr>
+          <w:b/>
+        </w:rPr>
+        <w:t>{{ item.degree }}</w:t>
+      </w:r>
+    </w:p>
+    <w:p>
+      <w:pPr>
+        <w:spacing w:after="200"/>
+        <w:ind w:left="360" w:hanging="360"/>
       </w:pPr>
       <w:r>
         <w:rPr>
           <w:b w:val="0"/>
         </w:rPr>
-        <w:t>{{ item }}</w:t>
+        <w:t>{{ item.institution }}</w:t>
       </w:r>
     </w:p>
     <w:p>

--- a/02-modulo2-agente-transformacion/microservicio/templates/anotados/New Format Resume Template.docx
+++ b/02-modulo2-agente-transformacion/microservicio/templates/anotados/New Format Resume Template.docx
@@ -126,7 +126,6 @@
     <w:p>
       <w:pPr>
         <w:spacing w:after="200"/>
-        <w:ind w:left="360" w:hanging="360"/>
       </w:pPr>
       <w:r>
         <w:rPr>
@@ -138,7 +137,6 @@
     <w:p>
       <w:pPr>
         <w:spacing w:after="200"/>
-        <w:ind w:left="360" w:hanging="360"/>
       </w:pPr>
       <w:r>
         <w:rPr>
@@ -341,16 +339,12 @@
       <w:pPr>
         <w:spacing w:after="200"/>
         <w:ind w:left="360" w:hanging="360"/>
-        <w:numPr>
-          <w:ilvl w:val="0"/>
-          <w:numId w:val="9001"/>
-        </w:numPr>
       </w:pPr>
       <w:r>
         <w:rPr>
           <w:b w:val="0"/>
         </w:rPr>
-        <w:t>{{ b }}</w:t>
+        <w:t>- {{ b }}</w:t>
       </w:r>
     </w:p>
     <w:p>
@@ -458,16 +452,12 @@
       <w:pPr>
         <w:spacing w:after="200"/>
         <w:ind w:left="360" w:hanging="360"/>
-        <w:numPr>
-          <w:ilvl w:val="0"/>
-          <w:numId w:val="9001"/>
-        </w:numPr>
       </w:pPr>
       <w:r>
         <w:rPr>
           <w:b w:val="0"/>
         </w:rPr>
-        <w:t>{{ item }}</w:t>
+        <w:t>- {{ item }}</w:t>
       </w:r>
     </w:p>
     <w:p>
@@ -534,16 +524,12 @@
       <w:pPr>
         <w:spacing w:after="200"/>
         <w:ind w:left="360" w:hanging="360"/>
-        <w:numPr>
-          <w:ilvl w:val="0"/>
-          <w:numId w:val="9001"/>
-        </w:numPr>
       </w:pPr>
       <w:r>
         <w:rPr>
           <w:b w:val="0"/>
         </w:rPr>
-        <w:t>{{ item }}</w:t>
+        <w:t>- {{ item }}</w:t>
       </w:r>
     </w:p>
     <w:p>
@@ -5084,7 +5070,7 @@
   <w:docDefaults>
     <w:rPrDefault>
       <w:rPr>
-        <w:rFonts w:ascii="Times New Roman" w:eastAsia="Times New Roman" w:hAnsi="Times New Roman" w:cs="Times New Roman"/>
+        <w:rFonts w:ascii="Arial" w:eastAsia="Arial" w:hAnsi="Arial" w:cs="Arial"/>
         <w:lang w:val="en-US" w:eastAsia="en-US" w:bidi="ar-SA"/>
       </w:rPr>
     </w:rPrDefault>

--- a/02-modulo2-agente-transformacion/microservicio/templates/anotados/New Format Resume Template.docx
+++ b/02-modulo2-agente-transformacion/microservicio/templates/anotados/New Format Resume Template.docx
@@ -45,49 +45,6 @@
     </w:p>
     <w:p>
       <w:pPr>
-        <w:jc w:val="both"/>
-        <w:rPr>
-          <w:rFonts w:ascii="Arial" w:hAnsi="Arial" w:cs="Arial"/>
-          <w:b/>
-          <w:bCs/>
-          <w:sz w:val="20"/>
-          <w:szCs w:val="20"/>
-        </w:rPr>
-      </w:pPr>
-    </w:p>
-    <w:p>
-      <w:pPr>
-        <w:jc w:val="both"/>
-        <w:rPr>
-          <w:rFonts w:ascii="Arial" w:hAnsi="Arial" w:cs="Arial"/>
-          <w:b/>
-          <w:bCs/>
-          <w:sz w:val="20"/>
-          <w:szCs w:val="20"/>
-        </w:rPr>
-      </w:pPr>
-    </w:p>
-    <w:p>
-      <w:pPr>
-        <w:jc w:val="both"/>
-        <w:rPr>
-          <w:rFonts w:ascii="Arial" w:hAnsi="Arial" w:cs="Arial"/>
-          <w:b/>
-          <w:bCs/>
-          <w:sz w:val="20"/>
-          <w:szCs w:val="20"/>
-        </w:rPr>
-        <w:sectPr>
-          <w:type w:val="continuous"/>
-          <w:pgSz w:w="12240" w:h="15840"/>
-          <w:pgMar w:top="1886" w:right="1440" w:bottom="634" w:left="1440" w:header="720" w:footer="331" w:gutter="0"/>
-          <w:cols w:num="2" w:space="720"/>
-          <w:docGrid w:linePitch="360"/>
-        </w:sectPr>
-      </w:pPr>
-    </w:p>
-    <w:p>
-      <w:pPr>
         <w:pBdr>
           <w:top w:val="single" w:sz="4" w:space="1" w:color="auto"/>
         </w:pBdr>
@@ -125,7 +82,7 @@
     </w:p>
     <w:p>
       <w:pPr>
-        <w:spacing w:after="200"/>
+        <w:spacing w:after="0"/>
       </w:pPr>
       <w:r>
         <w:rPr>
@@ -136,7 +93,7 @@
     </w:p>
     <w:p>
       <w:pPr>
-        <w:spacing w:after="200"/>
+        <w:spacing w:after="0"/>
       </w:pPr>
       <w:r>
         <w:rPr>
@@ -156,16 +113,6 @@
         </w:rPr>
         <w:t>{% endfor %}</w:t>
       </w:r>
-    </w:p>
-    <w:p>
-      <w:pPr>
-        <w:jc w:val="both"/>
-        <w:rPr>
-          <w:rFonts w:ascii="Arial" w:hAnsi="Arial" w:cs="Arial"/>
-          <w:sz w:val="20"/>
-          <w:szCs w:val="20"/>
-        </w:rPr>
-      </w:pPr>
     </w:p>
     <w:p>
       <w:pPr>
@@ -204,16 +151,6 @@
       <w:r>
         <w:t>{{ summary }}</w:t>
       </w:r>
-    </w:p>
-    <w:p>
-      <w:pPr>
-        <w:jc w:val="both"/>
-        <w:rPr>
-          <w:rFonts w:ascii="Arial" w:hAnsi="Arial" w:cs="Arial"/>
-          <w:sz w:val="20"/>
-          <w:szCs w:val="20"/>
-        </w:rPr>
-      </w:pPr>
     </w:p>
     <w:p>
       <w:pPr>
@@ -286,8 +223,9 @@
         <w:tabs>
           <w:tab w:pos="9360" w:val="right"/>
         </w:tabs>
-        <w:spacing w:after="200"/>
+        <w:spacing w:after="0"/>
         <w:ind w:left="0" w:firstLine="0"/>
+        <w:keepNext/>
       </w:pPr>
       <w:r>
         <w:rPr>
@@ -313,8 +251,9 @@
     </w:p>
     <w:p>
       <w:pPr>
-        <w:spacing w:after="200"/>
-        <w:ind w:left="0" w:firstLine="0"/>
+        <w:spacing w:after="0"/>
+        <w:ind w:left="360" w:firstLine="0"/>
+        <w:keepNext/>
       </w:pPr>
       <w:r>
         <w:rPr>
@@ -337,14 +276,16 @@
     </w:p>
     <w:p>
       <w:pPr>
-        <w:spacing w:after="200"/>
-        <w:ind w:left="360" w:hanging="360"/>
+        <w:spacing w:after="0"/>
+        <w:ind w:left="720" w:hanging="360"/>
       </w:pPr>
       <w:r>
         <w:rPr>
           <w:b w:val="0"/>
         </w:rPr>
-        <w:t>- {{ b }}</w:t>
+        <w:t>−</w:t>
+        <w:tab/>
+        <w:t>{{ b }}</w:t>
       </w:r>
     </w:p>
     <w:p>
@@ -382,35 +323,6 @@
         </w:rPr>
         <w:t>{% endfor %}</w:t>
       </w:r>
-    </w:p>
-    <w:p>
-      <w:pPr>
-        <w:rPr>
-          <w:rFonts w:ascii="Arial" w:hAnsi="Arial" w:cs="Arial"/>
-          <w:b/>
-          <w:bCs/>
-          <w:sz w:val="20"/>
-          <w:szCs w:val="20"/>
-        </w:rPr>
-      </w:pPr>
-    </w:p>
-    <w:p>
-      <w:pPr>
-        <w:rPr>
-          <w:rFonts w:ascii="Arial" w:hAnsi="Arial" w:cs="Arial"/>
-          <w:b/>
-          <w:bCs/>
-          <w:sz w:val="20"/>
-          <w:szCs w:val="20"/>
-        </w:rPr>
-        <w:sectPr>
-          <w:type w:val="continuous"/>
-          <w:pgSz w:w="12240" w:h="15840"/>
-          <w:pgMar w:top="1886" w:right="1440" w:bottom="634" w:left="1440" w:header="720" w:footer="331" w:gutter="0"/>
-          <w:cols w:space="720"/>
-          <w:docGrid w:linePitch="360"/>
-        </w:sectPr>
-      </w:pPr>
     </w:p>
     <w:p>
       <w:pPr>
@@ -435,7 +347,6 @@
         <w:t>SKILLS</w:t>
       </w:r>
     </w:p>
-    <w:p/>
     <w:p>
       <w:pPr>
         <w:pStyle w:val="CVControlTag"/>
@@ -450,14 +361,16 @@
     </w:p>
     <w:p>
       <w:pPr>
-        <w:spacing w:after="200"/>
-        <w:ind w:left="360" w:hanging="360"/>
+        <w:spacing w:after="0"/>
+        <w:ind w:left="720" w:hanging="360"/>
       </w:pPr>
       <w:r>
         <w:rPr>
           <w:b w:val="0"/>
         </w:rPr>
-        <w:t>- {{ item }}</w:t>
+        <w:t>−</w:t>
+        <w:tab/>
+        <w:t>{{ item }}</w:t>
       </w:r>
     </w:p>
     <w:p>
@@ -471,17 +384,6 @@
         </w:rPr>
         <w:t>{% endfor %}</w:t>
       </w:r>
-    </w:p>
-    <w:p>
-      <w:pPr>
-        <w:jc w:val="both"/>
-        <w:rPr>
-          <w:rFonts w:ascii="Arial" w:hAnsi="Arial" w:cs="Arial"/>
-          <w:bCs/>
-          <w:sz w:val="20"/>
-          <w:szCs w:val="20"/>
-        </w:rPr>
-      </w:pPr>
     </w:p>
     <w:p>
       <w:pPr>
@@ -507,7 +409,6 @@
         <w:t>CERTIFICATIONS &amp; TRAININGS</w:t>
       </w:r>
     </w:p>
-    <w:p/>
     <w:p>
       <w:pPr>
         <w:pStyle w:val="CVControlTag"/>
@@ -522,14 +423,16 @@
     </w:p>
     <w:p>
       <w:pPr>
-        <w:spacing w:after="200"/>
-        <w:ind w:left="360" w:hanging="360"/>
+        <w:spacing w:after="0"/>
+        <w:ind w:left="720" w:hanging="360"/>
       </w:pPr>
       <w:r>
         <w:rPr>
           <w:b w:val="0"/>
         </w:rPr>
-        <w:t>- {{ item }}</w:t>
+        <w:t>−</w:t>
+        <w:tab/>
+        <w:t>{{ item }}</w:t>
       </w:r>
     </w:p>
     <w:p>
@@ -543,16 +446,6 @@
         </w:rPr>
         <w:t>{% endfor %}</w:t>
       </w:r>
-    </w:p>
-    <w:p>
-      <w:pPr>
-        <w:jc w:val="both"/>
-        <w:rPr>
-          <w:rFonts w:ascii="Arial" w:hAnsi="Arial" w:cs="Arial"/>
-          <w:sz w:val="20"/>
-          <w:szCs w:val="20"/>
-        </w:rPr>
-      </w:pPr>
     </w:p>
     <w:sectPr>
       <w:type w:val="continuous"/>
@@ -5362,8 +5255,8 @@
     <w:qFormat/>
     <w:rsid w:val="00726BCA"/>
     <w:rPr>
-      <w:sz w:val="24"/>
-      <w:szCs w:val="24"/>
+      <w:sz w:val="20"/>
+      <w:szCs w:val="20"/>
     </w:rPr>
   </w:style>
   <w:style w:type="paragraph" w:styleId="Heading1">

--- a/02-modulo2-agente-transformacion/microservicio/templates/anotados/New Format Resume Template.docx
+++ b/02-modulo2-agente-transformacion/microservicio/templates/anotados/New Format Resume Template.docx
@@ -29,7 +29,7 @@
           <w:b/>
           <w:sz w:val="20"/>
         </w:rPr>
-        <w:t>{{ full_name }}</w:t>
+        <w:t>{{ full_name|upper }}</w:t>
       </w:r>
       <w:r>
         <w:tab/>
@@ -45,6 +45,7 @@
     </w:p>
     <w:p>
       <w:pPr>
+        <w:spacing w:before="240" w:after="160"/>
         <w:pBdr>
           <w:top w:val="single" w:sz="4" w:space="1" w:color="auto"/>
         </w:pBdr>
@@ -56,6 +57,7 @@
           <w:sz w:val="20"/>
           <w:szCs w:val="20"/>
         </w:rPr>
+        <w:keepNext/>
       </w:pPr>
       <w:r>
         <w:rPr>
@@ -116,6 +118,7 @@
     </w:p>
     <w:p>
       <w:pPr>
+        <w:spacing w:before="240" w:after="160"/>
         <w:pBdr>
           <w:top w:val="single" w:sz="4" w:space="1" w:color="auto"/>
         </w:pBdr>
@@ -127,6 +130,7 @@
           <w:sz w:val="20"/>
           <w:szCs w:val="20"/>
         </w:rPr>
+        <w:keepNext/>
       </w:pPr>
       <w:r>
         <w:rPr>
@@ -154,6 +158,7 @@
     </w:p>
     <w:p>
       <w:pPr>
+        <w:spacing w:before="240" w:after="160"/>
         <w:pBdr>
           <w:top w:val="single" w:sz="4" w:space="1" w:color="auto"/>
         </w:pBdr>
@@ -164,6 +169,7 @@
           <w:sz w:val="20"/>
           <w:szCs w:val="20"/>
         </w:rPr>
+        <w:keepNext/>
       </w:pPr>
       <w:r>
         <w:rPr>
@@ -251,8 +257,8 @@
     </w:p>
     <w:p>
       <w:pPr>
-        <w:spacing w:after="0"/>
-        <w:ind w:left="360" w:firstLine="0"/>
+        <w:spacing w:after="0" w:before="40"/>
+        <w:ind w:left="0" w:firstLine="0"/>
         <w:keepNext/>
       </w:pPr>
       <w:r>
@@ -278,13 +284,15 @@
       <w:pPr>
         <w:spacing w:after="0"/>
         <w:ind w:left="720" w:hanging="360"/>
+        <w:numPr>
+          <w:ilvl w:val="0"/>
+          <w:numId w:val="9001"/>
+        </w:numPr>
       </w:pPr>
       <w:r>
         <w:rPr>
           <w:b w:val="0"/>
         </w:rPr>
-        <w:t>−</w:t>
-        <w:tab/>
         <w:t>{{ b }}</w:t>
       </w:r>
     </w:p>
@@ -326,6 +334,7 @@
     </w:p>
     <w:p>
       <w:pPr>
+        <w:spacing w:before="240" w:after="160"/>
         <w:pBdr>
           <w:top w:val="single" w:sz="4" w:space="1" w:color="auto"/>
         </w:pBdr>
@@ -336,6 +345,7 @@
           <w:sz w:val="20"/>
           <w:szCs w:val="20"/>
         </w:rPr>
+        <w:keepNext/>
       </w:pPr>
       <w:r>
         <w:rPr>
@@ -363,13 +373,15 @@
       <w:pPr>
         <w:spacing w:after="0"/>
         <w:ind w:left="720" w:hanging="360"/>
+        <w:numPr>
+          <w:ilvl w:val="0"/>
+          <w:numId w:val="9001"/>
+        </w:numPr>
       </w:pPr>
       <w:r>
         <w:rPr>
           <w:b w:val="0"/>
         </w:rPr>
-        <w:t>−</w:t>
-        <w:tab/>
         <w:t>{{ item }}</w:t>
       </w:r>
     </w:p>
@@ -387,6 +399,7 @@
     </w:p>
     <w:p>
       <w:pPr>
+        <w:spacing w:before="240" w:after="160"/>
         <w:pBdr>
           <w:top w:val="single" w:sz="4" w:space="1" w:color="auto"/>
         </w:pBdr>
@@ -397,6 +410,7 @@
           <w:sz w:val="20"/>
           <w:szCs w:val="20"/>
         </w:rPr>
+        <w:keepNext/>
       </w:pPr>
       <w:r>
         <w:rPr>
@@ -425,13 +439,15 @@
       <w:pPr>
         <w:spacing w:after="0"/>
         <w:ind w:left="720" w:hanging="360"/>
+        <w:numPr>
+          <w:ilvl w:val="0"/>
+          <w:numId w:val="9001"/>
+        </w:numPr>
       </w:pPr>
       <w:r>
         <w:rPr>
           <w:b w:val="0"/>
         </w:rPr>
-        <w:t>−</w:t>
-        <w:tab/>
         <w:t>{{ item }}</w:t>
       </w:r>
     </w:p>
@@ -4851,13 +4867,13 @@
     <w:lvl w:ilvl="0">
       <w:start w:val="1"/>
       <w:numFmt w:val="bullet"/>
-      <w:lvlText w:val=""/>
-      <w:lvlJc w:val="left"/>
-      <w:pPr>
-        <w:ind w:left="360" w:hanging="360"/>
-      </w:pPr>
-      <w:rPr>
-        <w:rFonts w:ascii="Wingdings" w:hAnsi="Wingdings" w:hint="default"/>
+      <w:lvlText w:val="−"/>
+      <w:lvlJc w:val="left"/>
+      <w:pPr>
+        <w:ind w:left="720" w:hanging="360"/>
+      </w:pPr>
+      <w:rPr>
+        <w:rFonts w:ascii="Arial" w:hAnsi="Arial" w:hint="default"/>
       </w:rPr>
     </w:lvl>
   </w:abstractNum>

--- a/02-modulo2-agente-transformacion/microservicio/templates/anotados/New Format Resume Template.docx
+++ b/02-modulo2-agente-transformacion/microservicio/templates/anotados/New Format Resume Template.docx
@@ -242,10 +242,7 @@
     </w:p>
     <w:p>
       <w:pPr>
-        <w:tabs>
-          <w:tab w:pos="9360" w:val="right"/>
-        </w:tabs>
-        <w:spacing w:after="200"/>
+        <w:pStyle w:val="CVControlTag"/>
         <w:ind w:left="0" w:firstLine="0"/>
       </w:pPr>
       <w:r>

--- a/02-modulo2-agente-transformacion/microservicio/templates/anotados/New Format Resume Template.docx
+++ b/02-modulo2-agente-transformacion/microservicio/templates/anotados/New Format Resume Template.docx
@@ -158,7 +158,7 @@
     </w:p>
     <w:p>
       <w:pPr>
-        <w:spacing w:before="240" w:after="160"/>
+        <w:spacing w:before="240" w:after="40"/>
         <w:pBdr>
           <w:top w:val="single" w:sz="4" w:space="1" w:color="auto"/>
         </w:pBdr>
@@ -229,7 +229,7 @@
         <w:tabs>
           <w:tab w:pos="9360" w:val="right"/>
         </w:tabs>
-        <w:spacing w:after="0"/>
+        <w:spacing w:after="0" w:before="120"/>
         <w:ind w:left="0" w:firstLine="0"/>
         <w:keepNext/>
       </w:pPr>

--- a/02-modulo2-agente-transformacion/microservicio/templates/anotados/New Format Resume Template.docx
+++ b/02-modulo2-agente-transformacion/microservicio/templates/anotados/New Format Resume Template.docx
@@ -45,7 +45,7 @@
     </w:p>
     <w:p>
       <w:pPr>
-        <w:spacing w:before="240" w:after="160"/>
+        <w:spacing w:before="240" w:after="40"/>
         <w:pBdr>
           <w:top w:val="single" w:sz="4" w:space="1" w:color="auto"/>
         </w:pBdr>
@@ -84,7 +84,7 @@
     </w:p>
     <w:p>
       <w:pPr>
-        <w:spacing w:after="0"/>
+        <w:spacing w:after="0" w:before="120"/>
       </w:pPr>
       <w:r>
         <w:rPr>
@@ -254,7 +254,7 @@
     </w:p>
     <w:p>
       <w:pPr>
-        <w:spacing w:after="0" w:before="40"/>
+        <w:spacing w:after="0" w:before="0"/>
         <w:ind w:left="0" w:firstLine="0"/>
         <w:keepNext/>
       </w:pPr>
@@ -374,6 +374,8 @@
           <w:ilvl w:val="0"/>
           <w:numId w:val="9001"/>
         </w:numPr>
+        <w:keepNext/>
+        <w:keepLines/>
       </w:pPr>
       <w:r>
         <w:rPr>
@@ -440,6 +442,8 @@
           <w:ilvl w:val="0"/>
           <w:numId w:val="9001"/>
         </w:numPr>
+        <w:keepNext/>
+        <w:keepLines/>
       </w:pPr>
       <w:r>
         <w:rPr>

--- a/02-modulo2-agente-transformacion/microservicio/templates/anotados/New Format Resume Template.docx
+++ b/02-modulo2-agente-transformacion/microservicio/templates/anotados/New Format Resume Template.docx
@@ -158,7 +158,7 @@
     </w:p>
     <w:p>
       <w:pPr>
-        <w:spacing w:before="240" w:after="40"/>
+        <w:spacing w:before="240" w:after="0"/>
         <w:pBdr>
           <w:top w:val="single" w:sz="4" w:space="1" w:color="auto"/>
         </w:pBdr>
@@ -229,7 +229,7 @@
         <w:tabs>
           <w:tab w:pos="9360" w:val="right"/>
         </w:tabs>
-        <w:spacing w:after="0" w:before="120"/>
+        <w:spacing w:after="0" w:before="240"/>
         <w:ind w:left="0" w:firstLine="0"/>
         <w:keepNext/>
       </w:pPr>
@@ -254,6 +254,18 @@
     </w:p>
     <w:p>
       <w:pPr>
+        <w:pStyle w:val="CVControlTag"/>
+        <w:ind w:left="0" w:firstLine="0"/>
+      </w:pPr>
+      <w:r>
+        <w:t xml:space="preserve">{% if loop.first %}</w:t>
+      </w:r>
+    </w:p>
+    <w:p>
+      <w:pPr>
+        <w:tabs>
+          <w:tab w:val="right" w:pos="9360"/>
+        </w:tabs>
         <w:spacing w:after="0" w:before="0"/>
         <w:ind w:left="0" w:firstLine="0"/>
         <w:keepNext/>
@@ -271,6 +283,40 @@
         <w:ind w:left="0" w:firstLine="0"/>
       </w:pPr>
       <w:r>
+        <w:t xml:space="preserve">{% else %}</w:t>
+      </w:r>
+    </w:p>
+    <w:p>
+      <w:pPr>
+        <w:tabs>
+          <w:tab w:val="right" w:pos="9360"/>
+        </w:tabs>
+        <w:spacing w:after="0" w:before="120"/>
+        <w:ind w:left="0" w:firstLine="0"/>
+        <w:keepNext/>
+      </w:pPr>
+      <w:r>
+        <w:rPr>
+          <w:b/>
+        </w:rPr>
+        <w:t>{{ role.header }}</w:t>
+      </w:r>
+    </w:p>
+    <w:p>
+      <w:pPr>
+        <w:pStyle w:val="CVControlTag"/>
+        <w:ind w:left="0" w:firstLine="0"/>
+      </w:pPr>
+      <w:r>
+        <w:t xml:space="preserve">{% endif %}</w:t>
+      </w:r>
+    </w:p>
+    <w:p>
+      <w:pPr>
+        <w:pStyle w:val="CVControlTag"/>
+        <w:ind w:left="0" w:firstLine="0"/>
+      </w:pPr>
+      <w:r>
         <w:rPr>
           <w:b w:val="0"/>
         </w:rPr>
@@ -279,7 +325,7 @@
     </w:p>
     <w:p>
       <w:pPr>
-        <w:spacing w:after="0"/>
+        <w:spacing w:after="40"/>
         <w:ind w:left="720" w:hanging="360"/>
         <w:numPr>
           <w:ilvl w:val="0"/>
@@ -368,7 +414,7 @@
     </w:p>
     <w:p>
       <w:pPr>
-        <w:spacing w:after="0"/>
+        <w:spacing w:after="40"/>
         <w:ind w:left="720" w:hanging="360"/>
         <w:numPr>
           <w:ilvl w:val="0"/>
@@ -436,7 +482,7 @@
     </w:p>
     <w:p>
       <w:pPr>
-        <w:spacing w:after="0"/>
+        <w:spacing w:after="40"/>
         <w:ind w:left="720" w:hanging="360"/>
         <w:numPr>
           <w:ilvl w:val="0"/>
@@ -5275,6 +5321,9 @@
       <w:sz w:val="20"/>
       <w:szCs w:val="20"/>
     </w:rPr>
+    <w:pPr>
+      <w:spacing w:line="276" w:lineRule="auto"/>
+    </w:pPr>
   </w:style>
   <w:style w:type="paragraph" w:styleId="Heading1">
     <w:name w:val="heading 1"/>

--- a/02-modulo2-agente-transformacion/microservicio/templates/anotados/New Format Resume Template.docx
+++ b/02-modulo2-agente-transformacion/microservicio/templates/anotados/New Format Resume Template.docx
@@ -45,7 +45,7 @@
     </w:p>
     <w:p>
       <w:pPr>
-        <w:spacing w:before="240" w:after="40"/>
+        <w:spacing w:before="240" w:after="0"/>
         <w:pBdr>
           <w:top w:val="single" w:sz="4" w:space="1" w:color="auto"/>
         </w:pBdr>
@@ -84,7 +84,7 @@
     </w:p>
     <w:p>
       <w:pPr>
-        <w:spacing w:after="0" w:before="120"/>
+        <w:spacing w:after="0" w:before="240"/>
       </w:pPr>
       <w:r>
         <w:rPr>
@@ -118,7 +118,7 @@
     </w:p>
     <w:p>
       <w:pPr>
-        <w:spacing w:before="240" w:after="160"/>
+        <w:spacing w:before="240" w:after="240"/>
         <w:pBdr>
           <w:top w:val="single" w:sz="4" w:space="1" w:color="auto"/>
         </w:pBdr>
@@ -325,7 +325,7 @@
     </w:p>
     <w:p>
       <w:pPr>
-        <w:spacing w:after="40"/>
+        <w:spacing w:after="0"/>
         <w:ind w:left="720" w:hanging="360"/>
         <w:numPr>
           <w:ilvl w:val="0"/>
@@ -377,7 +377,7 @@
     </w:p>
     <w:p>
       <w:pPr>
-        <w:spacing w:before="240" w:after="160"/>
+        <w:spacing w:before="240" w:after="240"/>
         <w:pBdr>
           <w:top w:val="single" w:sz="4" w:space="1" w:color="auto"/>
         </w:pBdr>
@@ -414,7 +414,7 @@
     </w:p>
     <w:p>
       <w:pPr>
-        <w:spacing w:after="40"/>
+        <w:spacing w:after="0"/>
         <w:ind w:left="720" w:hanging="360"/>
         <w:numPr>
           <w:ilvl w:val="0"/>
@@ -444,7 +444,7 @@
     </w:p>
     <w:p>
       <w:pPr>
-        <w:spacing w:before="240" w:after="160"/>
+        <w:spacing w:before="240" w:after="240"/>
         <w:pBdr>
           <w:top w:val="single" w:sz="4" w:space="1" w:color="auto"/>
         </w:pBdr>
@@ -482,7 +482,7 @@
     </w:p>
     <w:p>
       <w:pPr>
-        <w:spacing w:after="40"/>
+        <w:spacing w:after="0"/>
         <w:ind w:left="720" w:hanging="360"/>
         <w:numPr>
           <w:ilvl w:val="0"/>
@@ -4920,7 +4920,7 @@
         <w:ind w:left="720" w:hanging="360"/>
       </w:pPr>
       <w:rPr>
-        <w:rFonts w:ascii="Arial" w:hAnsi="Arial" w:hint="default"/>
+        <w:rFonts w:ascii="Symbol" w:hAnsi="Symbol" w:hint="default"/>
       </w:rPr>
     </w:lvl>
   </w:abstractNum>
@@ -5321,9 +5321,7 @@
       <w:sz w:val="20"/>
       <w:szCs w:val="20"/>
     </w:rPr>
-    <w:pPr>
-      <w:spacing w:line="276" w:lineRule="auto"/>
-    </w:pPr>
+    <w:pPr/>
   </w:style>
   <w:style w:type="paragraph" w:styleId="Heading1">
     <w:name w:val="heading 1"/>

--- a/02-modulo2-agente-transformacion/microservicio/templates/anotados/New Format Resume Template.docx
+++ b/02-modulo2-agente-transformacion/microservicio/templates/anotados/New Format Resume Template.docx
@@ -4920,7 +4920,7 @@
         <w:ind w:left="720" w:hanging="360"/>
       </w:pPr>
       <w:rPr>
-        <w:rFonts w:ascii="Symbol" w:hAnsi="Symbol" w:hint="default"/>
+        <w:rFonts w:ascii="Arial" w:hAnsi="Arial" w:hint="default"/>
       </w:rPr>
     </w:lvl>
   </w:abstractNum>

--- a/02-modulo2-agente-transformacion/microservicio/templates/anotados/New Format Resume Template.docx
+++ b/02-modulo2-agente-transformacion/microservicio/templates/anotados/New Format Resume Template.docx
@@ -377,6 +377,18 @@
     </w:p>
     <w:p>
       <w:pPr>
+        <w:pStyle w:val="CVControlTag"/>
+        <w:ind w:left="0" w:firstLine="0"/>
+      </w:pPr>
+      <w:r>
+        <w:rPr>
+          <w:b w:val="0"/>
+        </w:rPr>
+        <w:t>{% if skills_items %}</w:t>
+      </w:r>
+    </w:p>
+    <w:p>
+      <w:pPr>
         <w:spacing w:before="240" w:after="240"/>
         <w:pBdr>
           <w:top w:val="single" w:sz="4" w:space="1" w:color="auto"/>
@@ -444,6 +456,30 @@
     </w:p>
     <w:p>
       <w:pPr>
+        <w:pStyle w:val="CVControlTag"/>
+        <w:ind w:left="0" w:firstLine="0"/>
+      </w:pPr>
+      <w:r>
+        <w:rPr>
+          <w:b w:val="0"/>
+        </w:rPr>
+        <w:t>{% endif %}</w:t>
+      </w:r>
+    </w:p>
+    <w:p>
+      <w:pPr>
+        <w:pStyle w:val="CVControlTag"/>
+        <w:ind w:left="0" w:firstLine="0"/>
+      </w:pPr>
+      <w:r>
+        <w:rPr>
+          <w:b w:val="0"/>
+        </w:rPr>
+        <w:t>{% if certifications_items %}</w:t>
+      </w:r>
+    </w:p>
+    <w:p>
+      <w:pPr>
         <w:spacing w:before="240" w:after="240"/>
         <w:pBdr>
           <w:top w:val="single" w:sz="4" w:space="1" w:color="auto"/>
@@ -508,6 +544,18 @@
           <w:b w:val="0"/>
         </w:rPr>
         <w:t>{% endfor %}</w:t>
+      </w:r>
+    </w:p>
+    <w:p>
+      <w:pPr>
+        <w:pStyle w:val="CVControlTag"/>
+        <w:ind w:left="0" w:firstLine="0"/>
+      </w:pPr>
+      <w:r>
+        <w:rPr>
+          <w:b w:val="0"/>
+        </w:rPr>
+        <w:t>{% endif %}</w:t>
       </w:r>
     </w:p>
     <w:sectPr>

--- a/02-modulo2-agente-transformacion/microservicio/templates/anotados/New Format Resume Template.docx
+++ b/02-modulo2-agente-transformacion/microservicio/templates/anotados/New Format Resume Template.docx
@@ -432,7 +432,6 @@
           <w:ilvl w:val="0"/>
           <w:numId w:val="9001"/>
         </w:numPr>
-        <w:keepNext/>
         <w:keepLines/>
       </w:pPr>
       <w:r>
@@ -524,7 +523,6 @@
           <w:ilvl w:val="0"/>
           <w:numId w:val="9001"/>
         </w:numPr>
-        <w:keepNext/>
         <w:keepLines/>
       </w:pPr>
       <w:r>
